--- a/登辉项目开题报告_格式与引用修订.docx
+++ b/登辉项目开题报告_格式与引用修订.docx
@@ -2765,6 +2765,7 @@
         <w:pStyle w:val="Heading1"/>
         <w:keepNext/>
         <w:keepLines w:val="0"/>
+        <w:pageBreakBefore/>
         <w:spacing w:before="0" w:after="0" w:lineRule="exact" w:line="400"/>
         <w:ind w:left="0" w:right="0" w:firstLine="0"/>
         <w:jc w:val="center"/>
@@ -2781,7 +2782,7 @@
     <w:p>
       <w:pPr>
         <w:keepNext w:val="0"/>
-        <w:keepLines w:val="0"/>
+        <w:keepLines/>
         <w:spacing w:before="0" w:after="0" w:lineRule="exact" w:line="400"/>
         <w:ind w:left="0" w:right="0" w:firstLine="0"/>
         <w:jc w:val="left"/>
@@ -2797,7 +2798,7 @@
     <w:p>
       <w:pPr>
         <w:keepNext w:val="0"/>
-        <w:keepLines w:val="0"/>
+        <w:keepLines/>
         <w:spacing w:before="0" w:after="0" w:lineRule="exact" w:line="400"/>
         <w:ind w:left="0" w:right="0" w:firstLine="0"/>
         <w:jc w:val="left"/>
@@ -2813,7 +2814,7 @@
     <w:p>
       <w:pPr>
         <w:keepNext w:val="0"/>
-        <w:keepLines w:val="0"/>
+        <w:keepLines/>
         <w:spacing w:before="0" w:after="0" w:lineRule="exact" w:line="400"/>
         <w:ind w:left="0" w:right="0" w:firstLine="0"/>
         <w:jc w:val="left"/>
